--- a/cv/output/Deidine_CV_Tech_FR.docx
+++ b/cv/output/Deidine_CV_Tech_FR.docx
@@ -63,7 +63,7 @@
         <w:rPr>
           <w:sz w:val="21"/>
         </w:rPr>
-        <w:t>Ingénieur logiciel avec une expérience dans la livraison d'applications web, mobiles et desktop full-stack pour des projets dans l'immobilier, l'e-commerce, le secteur public et la fintech. Maîtrise de React/Next.js, React Native, Spring Boot et Python, avec une expérience pratique de l'intégration IA (OpenAI SDK, RAG), du déploiement cloud (AWS, GCP) et de la conception de bases de données SQL et NoSQL.</w:t>
+        <w:t>Ingénieur logiciel avec une expérience dans la livraison d'applications web, mobiles et desktop full-stack pour des projets dans l'immobilier, l'e-commerce, le secteur public et la fintech. Maîtrise de React/Next.js, React Native, Spring Boot et Python, avec une expérience pratique de l'intégration IA (OpenAI SDK, RAG), du déploiement cloud basé sur Kubernetes (AWS, GCP, Docker, Helm), des systèmes d'identité OpenID Connect/SSO, et de la conception de bases de données SQL et NoSQL.</w:t>
       </w:r>
     </w:p>
     <w:p>
@@ -198,13 +198,31 @@
           <w:b/>
           <w:sz w:val="21"/>
         </w:rPr>
+        <w:t xml:space="preserve">Identité &amp; SSO: </w:t>
+      </w:r>
+      <w:r>
+        <w:rPr>
+          <w:sz w:val="21"/>
+        </w:rPr>
+        <w:t>OpenID Connect (OIDC), OAuth2, PKCE, Koa, oidc-provider, courtage d'identité multi-services</w:t>
+      </w:r>
+    </w:p>
+    <w:p>
+      <w:pPr>
+        <w:spacing w:after="40"/>
+      </w:pPr>
+      <w:r>
+        <w:rPr>
+          <w:b/>
+          <w:sz w:val="21"/>
+        </w:rPr>
         <w:t xml:space="preserve">Cloud &amp; DevOps: </w:t>
       </w:r>
       <w:r>
         <w:rPr>
           <w:sz w:val="21"/>
         </w:rPr>
-        <w:t>AWS, Google Cloud, Docker, CI/CD, Git</w:t>
+        <w:t>AWS, Google Cloud, Docker, Kubernetes, Helm, Nginx, Caddy, CI/CD, Git</w:t>
       </w:r>
     </w:p>
     <w:p>
@@ -496,6 +514,45 @@
         <w:rPr>
           <w:sz w:val="21"/>
         </w:rPr>
+        <w:t>Développement et exploitation d'un fournisseur d'identité OpenID Connect (OIDC) sur mesure (Koa, oidc-provider, PKCE) faisant de Khidmaty le fournisseur d'identité partagé (SSO) pour d'autres services numériques de l'État mauritanien.</w:t>
+      </w:r>
+    </w:p>
+    <w:p>
+      <w:pPr>
+        <w:pStyle w:val="ListBullet"/>
+        <w:spacing w:after="40"/>
+        <w:ind w:left="317"/>
+      </w:pPr>
+      <w:r>
+        <w:rPr>
+          <w:sz w:val="21"/>
+        </w:rPr>
+        <w:t>Pilotage de la migration complète du backend du système Carte Grise (immatriculation des véhicules) vers une architecture API Next.js avec un workflow complet de machine à états du certificat, intégré aux applications Khidmaty et Houwity.</w:t>
+      </w:r>
+    </w:p>
+    <w:p>
+      <w:pPr>
+        <w:pStyle w:val="ListBullet"/>
+        <w:spacing w:after="40"/>
+        <w:ind w:left="317"/>
+      </w:pPr>
+      <w:r>
+        <w:rPr>
+          <w:sz w:val="21"/>
+        </w:rPr>
+        <w:t>Déploiement et exploitation de clusters Kubernetes (Docker, charts Helm) pour plusieurs projets gouvernementaux, configuration SSL/HTTPS via Nginx et Caddy.</w:t>
+      </w:r>
+    </w:p>
+    <w:p>
+      <w:pPr>
+        <w:pStyle w:val="ListBullet"/>
+        <w:spacing w:after="40"/>
+        <w:ind w:left="317"/>
+      </w:pPr>
+      <w:r>
+        <w:rPr>
+          <w:sz w:val="21"/>
+        </w:rPr>
         <w:t>Administration de la base de données de production, incluant sauvegardes régulières et contrôles d'intégrité des données.</w:t>
       </w:r>
     </w:p>
@@ -522,20 +579,7 @@
         <w:rPr>
           <w:sz w:val="21"/>
         </w:rPr>
-        <w:t>Diagnostic et correction des bugs remontés par les clients ainsi que des plantages/problèmes de mémoire de l'application mobile ; mise à jour des dépendances et des cibles OS/SDK vers les dernières versions supportées.</w:t>
-      </w:r>
-    </w:p>
-    <w:p>
-      <w:pPr>
-        <w:pStyle w:val="ListBullet"/>
-        <w:spacing w:after="40"/>
-        <w:ind w:left="317"/>
-      </w:pPr>
-      <w:r>
-        <w:rPr>
-          <w:sz w:val="21"/>
-        </w:rPr>
-        <w:t>Surveillance de la plateforme contre les menaces de sécurité et application de correctifs pour protéger les données des utilisateurs et de l'État.</w:t>
+        <w:t>Diagnostic et correction des bugs remontés par les clients ainsi que des plantages/problèmes de mémoire de l'application mobile ; surveillance de la plateforme contre les menaces de sécurité et application de correctifs ; mise à jour des dépendances et des cibles OS/SDK vers les dernières versions supportées.</w:t>
       </w:r>
     </w:p>
     <w:p>
@@ -587,6 +631,19 @@
           <w:sz w:val="21"/>
         </w:rPr>
         <w:t>Développement et maintenance du frontend de l'application mobile Houwity, une plateforme de registre national équivalente au portail officiel ANRPTS de Mauritanie (anrpts.gov.mr), donnant aux citoyens un accès mobile aux mêmes services de registre que l'application Khidmaty.</w:t>
+      </w:r>
+    </w:p>
+    <w:p>
+      <w:pPr>
+        <w:pStyle w:val="ListBullet"/>
+        <w:spacing w:after="40"/>
+        <w:ind w:left="317"/>
+      </w:pPr>
+      <w:r>
+        <w:rPr>
+          <w:sz w:val="21"/>
+        </w:rPr>
+        <w:t>Connexion de Houwity au backend Carte Grise migré et au fournisseur d'identité OIDC partagé de Khidmaty pour une authentification unifiée entre services de registre.</w:t>
       </w:r>
     </w:p>
     <w:p>

--- a/cv/output/Deidine_CV_Tech_FR.docx
+++ b/cv/output/Deidine_CV_Tech_FR.docx
@@ -12,7 +12,7 @@
           <w:b/>
           <w:sz w:val="40"/>
         </w:rPr>
-        <w:t>DEIDINE SIDINA</w:t>
+        <w:t>DEIDINE CHEIGEUR</w:t>
       </w:r>
     </w:p>
     <w:p>
@@ -33,12 +33,68 @@
         <w:spacing w:after="40"/>
         <w:jc w:val="center"/>
       </w:pPr>
+      <w:hyperlink r:id="rId9">
+        <w:r>
+          <w:rPr>
+            <w:rFonts w:ascii="Calibri" w:hAnsi="Calibri"/>
+            <w:sz w:val="20"/>
+            <w:color w:val="1155CC"/>
+            <w:u w:val="single"/>
+          </w:rPr>
+          <w:t>cheigeurdeidine@gmail.com</w:t>
+        </w:r>
+      </w:hyperlink>
       <w:r>
         <w:rPr>
           <w:sz w:val="20"/>
         </w:rPr>
-        <w:t>cheigeurdeidine@gmail.com  |  +222 49619609  |  linkedin.com/in/deidine  |  github.com/deidine</w:t>
+        <w:t xml:space="preserve">  |  </w:t>
       </w:r>
+      <w:hyperlink r:id="rId10">
+        <w:r>
+          <w:rPr>
+            <w:rFonts w:ascii="Calibri" w:hAnsi="Calibri"/>
+            <w:sz w:val="20"/>
+            <w:color w:val="1155CC"/>
+            <w:u w:val="single"/>
+          </w:rPr>
+          <w:t>+222 49619609</w:t>
+        </w:r>
+      </w:hyperlink>
+      <w:r>
+        <w:rPr>
+          <w:sz w:val="20"/>
+        </w:rPr>
+        <w:t xml:space="preserve">  |  </w:t>
+      </w:r>
+      <w:hyperlink r:id="rId11">
+        <w:r>
+          <w:rPr>
+            <w:rFonts w:ascii="Calibri" w:hAnsi="Calibri"/>
+            <w:sz w:val="20"/>
+            <w:color w:val="1155CC"/>
+            <w:u w:val="single"/>
+          </w:rPr>
+          <w:t>linkedin.com/in/deidine</w:t>
+        </w:r>
+      </w:hyperlink>
+      <w:r>
+        <w:rPr>
+          <w:sz w:val="20"/>
+        </w:rPr>
+        <w:t xml:space="preserve">  |  </w:t>
+      </w:r>
+      <w:hyperlink r:id="rId12">
+        <w:r>
+          <w:rPr>
+            <w:rFonts w:ascii="Calibri" w:hAnsi="Calibri"/>
+            <w:sz w:val="20"/>
+            <w:color w:val="1155CC"/>
+            <w:u w:val="single"/>
+          </w:rPr>
+          <w:t>github.com/deidine</w:t>
+        </w:r>
+      </w:hyperlink>
     </w:p>
     <w:p>
       <w:pPr>

--- a/cv/output/Deidine_CV_Tech_FR.docx
+++ b/cv/output/Deidine_CV_Tech_FR.docx
@@ -375,13 +375,18 @@
         </w:tabs>
         <w:spacing w:before="160" w:after="0"/>
       </w:pPr>
-      <w:r>
-        <w:rPr>
-          <w:b/>
-          <w:sz w:val="21"/>
-        </w:rPr>
-        <w:t>Nougta – Système de Point de Vente Multi-Boutiques</w:t>
-      </w:r>
+      <w:hyperlink r:id="rId13">
+        <w:r>
+          <w:rPr>
+            <w:rFonts w:ascii="Calibri" w:hAnsi="Calibri"/>
+            <w:b/>
+            <w:sz w:val="21.0"/>
+            <w:color w:val="1155CC"/>
+            <w:u w:val="single"/>
+          </w:rPr>
+          <w:t>Nougta – Système de Point de Vente Multi-Boutiques</w:t>
+        </w:r>
+      </w:hyperlink>
       <w:r>
         <w:tab/>
       </w:r>
@@ -529,13 +534,18 @@
         </w:tabs>
         <w:spacing w:before="160" w:after="0"/>
       </w:pPr>
-      <w:r>
-        <w:rPr>
-          <w:b/>
-          <w:sz w:val="21"/>
-        </w:rPr>
-        <w:t>Khidmaty – Plateforme Nationale de Services Publics (Mobile, Backend &amp; Exploitation)</w:t>
-      </w:r>
+      <w:hyperlink r:id="rId14">
+        <w:r>
+          <w:rPr>
+            <w:rFonts w:ascii="Calibri" w:hAnsi="Calibri"/>
+            <w:b/>
+            <w:sz w:val="21.0"/>
+            <w:color w:val="1155CC"/>
+            <w:u w:val="single"/>
+          </w:rPr>
+          <w:t>Khidmaty – Plateforme Nationale de Services Publics (Mobile, Backend &amp; Exploitation)</w:t>
+        </w:r>
+      </w:hyperlink>
       <w:r>
         <w:tab/>
       </w:r>
@@ -658,13 +668,18 @@
         </w:tabs>
         <w:spacing w:before="160" w:after="0"/>
       </w:pPr>
-      <w:r>
-        <w:rPr>
-          <w:b/>
-          <w:sz w:val="21"/>
-        </w:rPr>
-        <w:t>Houwity – Application Mobile de Registre National (Frontend)</w:t>
-      </w:r>
+      <w:hyperlink r:id="rId15">
+        <w:r>
+          <w:rPr>
+            <w:rFonts w:ascii="Calibri" w:hAnsi="Calibri"/>
+            <w:b/>
+            <w:sz w:val="21.0"/>
+            <w:color w:val="1155CC"/>
+            <w:u w:val="single"/>
+          </w:rPr>
+          <w:t>Houwity – Application Mobile de Registre National (Frontend)</w:t>
+        </w:r>
+      </w:hyperlink>
       <w:r>
         <w:tab/>
       </w:r>
